--- a/Resume.docx
+++ b/Resume.docx
@@ -1122,7 +1122,23 @@
           <w:sz w:val="22"/>
           <w:szCs w:val="22"/>
         </w:rPr>
-        <w:t xml:space="preserve"> programing of an autonomous robot</w:t>
+        <w:t xml:space="preserve"> progra</w:t>
+      </w:r>
+      <w:r>
+        <w:rPr>
+          <w:rFonts w:ascii="Book Antiqua" w:hAnsi="Book Antiqua"/>
+          <w:sz w:val="22"/>
+          <w:szCs w:val="22"/>
+        </w:rPr>
+        <w:t>m</w:t>
+      </w:r>
+      <w:r>
+        <w:rPr>
+          <w:rFonts w:ascii="Book Antiqua" w:hAnsi="Book Antiqua"/>
+          <w:sz w:val="22"/>
+          <w:szCs w:val="22"/>
+        </w:rPr>
+        <w:t>ming of an autonomous robot</w:t>
       </w:r>
       <w:r>
         <w:rPr>
@@ -1794,18 +1810,8 @@
           <w:sz w:val="22"/>
           <w:szCs w:val="22"/>
         </w:rPr>
-        <w:t xml:space="preserve"> Git, </w:t>
-      </w:r>
-      <w:proofErr w:type="spellStart"/>
-      <w:r>
-        <w:rPr>
-          <w:rFonts w:ascii="Book Antiqua" w:hAnsi="Book Antiqua"/>
-          <w:sz w:val="22"/>
-          <w:szCs w:val="22"/>
-        </w:rPr>
-        <w:t>Onshape</w:t>
-      </w:r>
-      <w:proofErr w:type="spellEnd"/>
+        <w:t xml:space="preserve"> Git, Onshape</w:t>
+      </w:r>
       <w:r>
         <w:rPr>
           <w:rFonts w:ascii="Book Antiqua" w:hAnsi="Book Antiqua"/>
@@ -1813,6 +1819,14 @@
           <w:szCs w:val="22"/>
         </w:rPr>
         <w:t xml:space="preserve"> </w:t>
+      </w:r>
+      <w:r>
+        <w:rPr>
+          <w:rFonts w:ascii="Book Antiqua" w:hAnsi="Book Antiqua"/>
+          <w:sz w:val="22"/>
+          <w:szCs w:val="22"/>
+        </w:rPr>
+        <w:t>for CAD</w:t>
       </w:r>
     </w:p>
     <w:p>
@@ -1853,6 +1867,14 @@
           <w:szCs w:val="22"/>
         </w:rPr>
         <w:t xml:space="preserve"> Time management, Training</w:t>
+      </w:r>
+      <w:r>
+        <w:rPr>
+          <w:rFonts w:ascii="Book Antiqua" w:hAnsi="Book Antiqua"/>
+          <w:sz w:val="22"/>
+          <w:szCs w:val="22"/>
+        </w:rPr>
+        <w:t>, process improvement, problem solving</w:t>
       </w:r>
     </w:p>
     <w:sectPr>
@@ -2592,7 +2614,6 @@
   <w:style w:type="character" w:default="1" w:styleId="DefaultParagraphFont">
     <w:name w:val="Default Paragraph Font"/>
     <w:uiPriority w:val="1"/>
-    <w:semiHidden/>
     <w:unhideWhenUsed/>
   </w:style>
   <w:style w:type="table" w:default="1" w:styleId="TableNormal">

--- a/Resume.docx
+++ b/Resume.docx
@@ -919,7 +919,25 @@
           <w:sz w:val="22"/>
           <w:szCs w:val="22"/>
         </w:rPr>
-        <w:t xml:space="preserve">Supervised daily operations and coordinated a team of 30 staff members to maximize efficiency and productivity. </w:t>
+        <w:t xml:space="preserve">Supervised daily operations and coordinated a team of </w:t>
+      </w:r>
+      <w:proofErr w:type="gramStart"/>
+      <w:r>
+        <w:rPr>
+          <w:rFonts w:ascii="Book Antiqua" w:hAnsi="Book Antiqua"/>
+          <w:sz w:val="22"/>
+          <w:szCs w:val="22"/>
+        </w:rPr>
+        <w:t>30</w:t>
+      </w:r>
+      <w:proofErr w:type="gramEnd"/>
+      <w:r>
+        <w:rPr>
+          <w:rFonts w:ascii="Book Antiqua" w:hAnsi="Book Antiqua"/>
+          <w:sz w:val="22"/>
+          <w:szCs w:val="22"/>
+        </w:rPr>
+        <w:t xml:space="preserve"> staff members to maximize efficiency and productivity. </w:t>
       </w:r>
     </w:p>
     <w:p>
@@ -941,7 +959,31 @@
           <w:sz w:val="22"/>
           <w:szCs w:val="22"/>
         </w:rPr>
-        <w:t xml:space="preserve">Directed process improvements, such as kitchen reorganization and schedule optimizations to increase speed of service. </w:t>
+        <w:t>Directed process improvements, such as schedule optimizations</w:t>
+      </w:r>
+      <w:r>
+        <w:rPr>
+          <w:rFonts w:ascii="Book Antiqua" w:hAnsi="Book Antiqua"/>
+          <w:sz w:val="22"/>
+          <w:szCs w:val="22"/>
+        </w:rPr>
+        <w:t xml:space="preserve"> and </w:t>
+      </w:r>
+      <w:r>
+        <w:rPr>
+          <w:rFonts w:ascii="Book Antiqua" w:hAnsi="Book Antiqua"/>
+          <w:sz w:val="22"/>
+          <w:szCs w:val="22"/>
+        </w:rPr>
+        <w:t>kitchen reorganization</w:t>
+      </w:r>
+      <w:r>
+        <w:rPr>
+          <w:rFonts w:ascii="Book Antiqua" w:hAnsi="Book Antiqua"/>
+          <w:sz w:val="22"/>
+          <w:szCs w:val="22"/>
+        </w:rPr>
+        <w:t xml:space="preserve"> to increase speed of service. </w:t>
       </w:r>
     </w:p>
     <w:p>
@@ -1075,7 +1117,43 @@
           <w:sz w:val="22"/>
           <w:szCs w:val="22"/>
         </w:rPr>
-        <w:t>Fundamental of engineering honors course</w:t>
+        <w:t xml:space="preserve">Fundamental of </w:t>
+      </w:r>
+      <w:r>
+        <w:rPr>
+          <w:rFonts w:ascii="Book Antiqua" w:hAnsi="Book Antiqua"/>
+          <w:i/>
+          <w:sz w:val="22"/>
+          <w:szCs w:val="22"/>
+        </w:rPr>
+        <w:t>E</w:t>
+      </w:r>
+      <w:r>
+        <w:rPr>
+          <w:rFonts w:ascii="Book Antiqua" w:hAnsi="Book Antiqua"/>
+          <w:i/>
+          <w:sz w:val="22"/>
+          <w:szCs w:val="22"/>
+        </w:rPr>
+        <w:t xml:space="preserve">ngineering </w:t>
+      </w:r>
+      <w:r>
+        <w:rPr>
+          <w:rFonts w:ascii="Book Antiqua" w:hAnsi="Book Antiqua"/>
+          <w:i/>
+          <w:sz w:val="22"/>
+          <w:szCs w:val="22"/>
+        </w:rPr>
+        <w:t>H</w:t>
+      </w:r>
+      <w:r>
+        <w:rPr>
+          <w:rFonts w:ascii="Book Antiqua" w:hAnsi="Book Antiqua"/>
+          <w:i/>
+          <w:sz w:val="22"/>
+          <w:szCs w:val="22"/>
+        </w:rPr>
+        <w:t>onors course</w:t>
       </w:r>
       <w:r>
         <w:rPr>
@@ -1346,7 +1424,43 @@
           <w:sz w:val="22"/>
           <w:szCs w:val="22"/>
         </w:rPr>
-        <w:t>Fundamental of engineering honors course</w:t>
+        <w:t xml:space="preserve">Fundamental of </w:t>
+      </w:r>
+      <w:r>
+        <w:rPr>
+          <w:rFonts w:ascii="Book Antiqua" w:hAnsi="Book Antiqua"/>
+          <w:i/>
+          <w:sz w:val="22"/>
+          <w:szCs w:val="22"/>
+        </w:rPr>
+        <w:t>E</w:t>
+      </w:r>
+      <w:r>
+        <w:rPr>
+          <w:rFonts w:ascii="Book Antiqua" w:hAnsi="Book Antiqua"/>
+          <w:i/>
+          <w:sz w:val="22"/>
+          <w:szCs w:val="22"/>
+        </w:rPr>
+        <w:t xml:space="preserve">ngineering </w:t>
+      </w:r>
+      <w:r>
+        <w:rPr>
+          <w:rFonts w:ascii="Book Antiqua" w:hAnsi="Book Antiqua"/>
+          <w:i/>
+          <w:sz w:val="22"/>
+          <w:szCs w:val="22"/>
+        </w:rPr>
+        <w:t>H</w:t>
+      </w:r>
+      <w:r>
+        <w:rPr>
+          <w:rFonts w:ascii="Book Antiqua" w:hAnsi="Book Antiqua"/>
+          <w:i/>
+          <w:sz w:val="22"/>
+          <w:szCs w:val="22"/>
+        </w:rPr>
+        <w:t>onors course</w:t>
       </w:r>
       <w:r>
         <w:rPr>
@@ -1583,7 +1697,7 @@
           <w:sz w:val="22"/>
           <w:szCs w:val="22"/>
         </w:rPr>
-        <w:t>Member</w:t>
+        <w:t>Rush Chair</w:t>
       </w:r>
       <w:r>
         <w:rPr>
@@ -1665,6 +1779,28 @@
           <w:szCs w:val="22"/>
         </w:rPr>
         <w:t>Ohio State University, OH</w:t>
+      </w:r>
+    </w:p>
+    <w:p>
+      <w:pPr>
+        <w:pStyle w:val="ListParagraph"/>
+        <w:numPr>
+          <w:ilvl w:val="0"/>
+          <w:numId w:val="1"/>
+        </w:numPr>
+        <w:rPr>
+          <w:rFonts w:ascii="Book Antiqua" w:hAnsi="Book Antiqua"/>
+          <w:sz w:val="22"/>
+          <w:szCs w:val="22"/>
+        </w:rPr>
+      </w:pPr>
+      <w:r>
+        <w:rPr>
+          <w:rFonts w:ascii="Book Antiqua" w:hAnsi="Book Antiqua"/>
+          <w:sz w:val="22"/>
+          <w:szCs w:val="22"/>
+        </w:rPr>
+        <w:t>Organized new member recruitment by hosting events, running interviews, and promoting the fraternity to potential recruits.</w:t>
       </w:r>
     </w:p>
     <w:p>
